--- a/Documents/LC_Mare User.docx
+++ b/Documents/LC_Mare User.docx
@@ -1109,6 +1109,151 @@
         <w:t xml:space="preserve"> Use of GUI will initialize start Time to GUI launch time.</w:t>
       </w:r>
     </w:p>
+    <w:p/>
+    <w:p/>
+    <w:p/>
+    <w:p/>
+    <w:p/>
+    <w:p/>
+    <w:p/>
+    <w:p/>
+    <w:p/>
+    <w:p/>
+    <w:p/>
+    <w:p>
+      <w:pPr>
+        <w:pStyle w:val="Heading2"/>
+      </w:pPr>
+      <w:r>
+        <w:lastRenderedPageBreak/>
+        <w:t>Analysis programs</w:t>
+      </w:r>
+    </w:p>
+    <w:p>
+      <w:r>
+        <w:t>LC Mare files can e</w:t>
+      </w:r>
+      <w:r>
+        <w:t>ither be compressed (</w:t>
+      </w:r>
+      <w:r>
+        <w:rPr>
+          <w:rFonts w:ascii="Courier New" w:hAnsi="Courier New" w:cs="Courier New"/>
+        </w:rPr>
+        <w:t>.bin</w:t>
+      </w:r>
+      <w:r>
+        <w:t>) or plain wav files (</w:t>
+      </w:r>
+      <w:r>
+        <w:rPr>
+          <w:rFonts w:ascii="Courier New" w:hAnsi="Courier New" w:cs="Courier New"/>
+        </w:rPr>
+        <w:t>.wav</w:t>
+      </w:r>
+      <w:r>
+        <w:t>)</w:t>
+      </w:r>
+      <w:r>
+        <w:t xml:space="preserve">. Some scripts are also presented as </w:t>
+      </w:r>
+      <w:r>
+        <w:rPr>
+          <w:rFonts w:ascii="Courier New" w:hAnsi="Courier New" w:cs="Courier New"/>
+        </w:rPr>
+        <w:t xml:space="preserve">.ipynb </w:t>
+      </w:r>
+      <w:r>
+        <w:t>(jupyter notebook) files.</w:t>
+      </w:r>
+    </w:p>
+    <w:p>
+      <w:pPr>
+        <w:pStyle w:val="Heading3"/>
+      </w:pPr>
+      <w:r>
+        <w:t>LC_Mare-Bin2Wav.py</w:t>
+      </w:r>
+    </w:p>
+    <w:p>
+      <w:r>
+        <w:t>Converts compressed (</w:t>
+      </w:r>
+      <w:r>
+        <w:rPr>
+          <w:rFonts w:ascii="Courier New" w:hAnsi="Courier New" w:cs="Courier New"/>
+        </w:rPr>
+        <w:t>.bin</w:t>
+      </w:r>
+      <w:r>
+        <w:t xml:space="preserve">) files to standard </w:t>
+      </w:r>
+      <w:r>
+        <w:rPr>
+          <w:rFonts w:ascii="Courier New" w:hAnsi="Courier New" w:cs="Courier New"/>
+        </w:rPr>
+        <w:t>.wav</w:t>
+      </w:r>
+      <w:r>
+        <w:t xml:space="preserve"> files</w:t>
+      </w:r>
+    </w:p>
+    <w:p>
+      <w:pPr>
+        <w:pStyle w:val="Heading3"/>
+      </w:pPr>
+      <w:r>
+        <w:t>LC_Mare-Info.py</w:t>
+      </w:r>
+    </w:p>
+    <w:p>
+      <w:r>
+        <w:t>Presents key parameters from LC Mare files</w:t>
+      </w:r>
+    </w:p>
+    <w:p>
+      <w:pPr>
+        <w:pStyle w:val="Heading3"/>
+      </w:pPr>
+      <w:r>
+        <w:t>LC_Mare-Listen.py</w:t>
+      </w:r>
+    </w:p>
+    <w:p>
+      <w:r>
+        <w:t>Allows to listen to LC-Mare files (audio will be amplified to 1/10-th of full scale)</w:t>
+      </w:r>
+    </w:p>
+    <w:p>
+      <w:pPr>
+        <w:pStyle w:val="Heading3"/>
+      </w:pPr>
+      <w:r>
+        <w:t>LC_Mare-Vew.py</w:t>
+      </w:r>
+    </w:p>
+    <w:p>
+      <w:r>
+        <w:t>Simple spectrogram viewer of single LC Mare files</w:t>
+      </w:r>
+    </w:p>
+    <w:p>
+      <w:pPr>
+        <w:pStyle w:val="Heading3"/>
+      </w:pPr>
+      <w:r>
+        <w:t>microPAM-Viewer.py</w:t>
+      </w:r>
+    </w:p>
+    <w:p>
+      <w:r>
+        <w:t xml:space="preserve">Better viewer of </w:t>
+      </w:r>
+      <w:r>
+        <w:t>with different processing options for microPAM (i.e. LC Mare) files</w:t>
+      </w:r>
+    </w:p>
+    <w:p/>
     <w:sectPr>
       <w:pgSz w:w="11906" w:h="16838"/>
       <w:pgMar w:top="1417" w:right="1417" w:bottom="1134" w:left="1417" w:header="708" w:footer="708" w:gutter="0"/>
